--- a/일본판/4부/4부_6화_분노의_여름.docx
+++ b/일본판/4부/4부_6화_분노의_여름.docx
@@ -161,7 +161,7 @@
           <w:i w:val="0"/>
           <w:sz w:val="22"/>
         </w:rPr>
-        <w:t>十四日水曜に、委員長報告のうえで、起立採決になります。党は、八日木曜の総務会で、反対を機関決定する運びでございます。</w:t>
+        <w:t>十四日水曜に委員長報告のうえで、起立採決になります。党は八日木曜の総務会で、反対を機関決定する運びでございます。</w:t>
       </w:r>
     </w:p>
     <w:p>
@@ -207,7 +207,7 @@
           <w:i w:val="0"/>
           <w:sz w:val="22"/>
         </w:rPr>
-        <w:t>三日前に申請して、翌営業日以降に決裁、が今の運用です。この案なら、遠藤さんは、金曜の午後に外へ出られた。</w:t>
+        <w:t>三日前に申請して、翌営業日以降に決裁、が今の運用です。この案なら、遠藤さんは金曜の午後に外へ出られた。</w:t>
       </w:r>
     </w:p>
     <w:p>
@@ -230,7 +230,7 @@
           <w:i w:val="0"/>
           <w:sz w:val="22"/>
         </w:rPr>
-        <w:t>政府は「個別の事案にかかわらず、運用の見直しを検討中」と申しております。党の法務部会は、それを見守る、という結論でして。</w:t>
+        <w:t>政府は「個別の事案にかかわらず、運用の見直しを検討中」と申しております。党の法務部会はそれを見守る、という結論でして。</w:t>
       </w:r>
     </w:p>
     <w:p>
@@ -401,7 +401,7 @@
           <w:i w:val="0"/>
           <w:sz w:val="22"/>
         </w:rPr>
-        <w:t>読みます。(ノートを開く)「両議院の議員は、議院で行つた演説、討論又は表決について、院外で責任を問はれない」。</w:t>
+        <w:t>読みます。(ノートを開く)「両議院の議員は議院で行つた演説、討論又は表決について、院外で責任を問はれない」。</w:t>
       </w:r>
     </w:p>
     <w:p>
@@ -424,7 +424,7 @@
           <w:i w:val="0"/>
           <w:sz w:val="22"/>
         </w:rPr>
-        <w:t>院外、でございます。</w:t>
+        <w:t>院外でございます。</w:t>
       </w:r>
     </w:p>
     <w:p>
@@ -470,7 +470,7 @@
           <w:i w:val="0"/>
           <w:sz w:val="22"/>
         </w:rPr>
-        <w:t>党規約による処分は、法律上の責任ではなく、結社の内部規律と解されております。免責は、党の注意も、派閥の叱責も、守ってはくれません。</w:t>
+        <w:t>党規約による処分は、法律上の責任ではなく、結社の内部規律と解されております。免責は党の注意も派閥の叱責も、守ってはくれません。</w:t>
       </w:r>
     </w:p>
     <w:p>
@@ -493,7 +493,7 @@
           <w:i w:val="0"/>
           <w:sz w:val="22"/>
         </w:rPr>
-        <w:t>じゃあ、五十一条は、先生を守らない。</w:t>
+        <w:t>じゃあ、五十一条は先生を守らない。</w:t>
       </w:r>
     </w:p>
     <w:p>
@@ -584,7 +584,7 @@
           <w:color w:val="555555"/>
           <w:sz w:val="22"/>
         </w:rPr>
-        <w:t>(2023年6月8日(木)、午後五時四十分。永田町近くの貸し会議室ビル七階、潮音会事務局。総務会の決定を受けた直後。大関が窓際の席にいる。七十代、背は小さく、声は低い。隣で岩渕が、議事録の紙に何かを書き留めている。)</w:t>
+        <w:t>(2023年6月8日(木)、午後五時四十分。永田町近くの貸し会議室ビル七階、潮音会事務局。総務会の決定を受けた直後。大関が窓際の席にいる。七十代、背は小さく、声は低い。隣で岩渕が議事録の紙に何かを書き留めている。)</w:t>
       </w:r>
     </w:p>
     <w:p>
@@ -653,7 +653,7 @@
           <w:i w:val="0"/>
           <w:sz w:val="22"/>
         </w:rPr>
-        <w:t>では、お立場も、聞かずに済みますな。会長代行が、党議に反して、起立する。会派の顔でございます。顔が横を向けば、体はどこへ行きますか。</w:t>
+        <w:t>ではお立場も聞かずに済みますな。会長代行が、党議に反して、起立する。会派の顔でございます。顔が横を向けば、体はどこへ行きますか。</w:t>
       </w:r>
     </w:p>
     <w:p>
@@ -824,7 +824,7 @@
           <w:i w:val="0"/>
           <w:sz w:val="22"/>
         </w:rPr>
-        <w:t>覚悟は、先生のものだ。派閥のものではない。(声を落として)常任幹事会で、会長代行の資格を諮ります。私は、問題を提起する立場にある。好き嫌いではなく、制度として。</w:t>
+        <w:t>覚悟は、先生のものだ。派閥のものではない。(声を落として)常任幹事会で、会長代行の資格を諮ります。私は問題を提起する立場にある。好き嫌いではなく、制度として。</w:t>
       </w:r>
     </w:p>
     <w:p>
@@ -893,7 +893,7 @@
           <w:i w:val="0"/>
           <w:sz w:val="22"/>
         </w:rPr>
-        <w:t>父が座った場面を、まだ全部は知りません。(軽く礼をして)明日、また誰かが同じ話をしに来るなら、僕はここにいます。</w:t>
+        <w:t>父が座った場面を、まだ全部は知りません。(軽く礼をして)明日また誰かが同じ話をしに来るなら、僕はここにいます。</w:t>
       </w:r>
     </w:p>
     <w:p>
@@ -908,7 +908,7 @@
           <w:color w:val="555555"/>
           <w:sz w:val="22"/>
         </w:rPr>
-        <w:t>(岩渕が、ペンを止める。窓の外の信号が、青に変わる。)</w:t>
+        <w:t>(岩渕がペンを止める。窓の外の信号が、青に変わる。)</w:t>
       </w:r>
     </w:p>
     <w:p>
@@ -938,7 +938,7 @@
           <w:color w:val="555555"/>
           <w:sz w:val="22"/>
         </w:rPr>
-        <w:t>(2023年6月14日(水)、午後一時四十分。衆議院本会議場。赤い絨毯。議長席の下、速記者が二人。傍聴席の最前列に灯が座り、ペンを握っている。与党席の三列目に真壁。左右に、同じ党のバッジの背中。)</w:t>
+        <w:t>(2023年6月14日(水)、午後一時四十分。衆議院本会議場。赤い絨毯。議長席の下、速記者が二人。傍聴席の最前列に灯が座り、ペンを握っている。与党席の三列目に真壁。左右に同じ党のバッジの背中。)</w:t>
       </w:r>
     </w:p>
     <w:p>
@@ -984,7 +984,7 @@
           <w:i w:val="0"/>
           <w:sz w:val="22"/>
         </w:rPr>
-        <w:t>法務委員会における審査の経過および結果を、ご報告申し上げます。本案は、去る九日、質疑を終え、採決の結果、賛成少数をもって、否決すべきものと議決されました。</w:t>
+        <w:t>法務委員会における審査の経過および結果を、ご報告申し上げます。本案は去る九日、質疑を終え、採決の結果、賛成少数をもって、否決すべきものと議決されました。</w:t>
       </w:r>
     </w:p>
     <w:p>
@@ -1022,7 +1022,7 @@
           <w:color w:val="555555"/>
           <w:sz w:val="22"/>
         </w:rPr>
-        <w:t>(野党席で、一斉に椅子が鳴る。立つ。ざわ、と一拍遅れて、与党席の気配が固くなる。真壁は、膝の上で一度だけ手を握り、立ち上がる。与党席で、一人。)</w:t>
+        <w:t>(野党席で一斉に椅子が鳴る。立つ。ざわ、と一拍遅れて、与党席の気配が固くなる。真壁は膝の上で一度だけ手を握り、立ち上がる。与党席で一人。)</w:t>
       </w:r>
     </w:p>
     <w:p>
@@ -1103,7 +1103,7 @@
           <w:color w:val="555555"/>
           <w:sz w:val="22"/>
         </w:rPr>
-        <w:t>(議場の端で、書記官の目が一瞬だけ動く。傍聴席の灯が、ペンを止めて、呼吸を押さえる。党の幹部席から、誰かが咳払いをする。)</w:t>
+        <w:t>(議場の端で書記官の目が一瞬だけ動く。傍聴席の灯がペンを止めて、呼吸を押さえる。党の幹部席から、誰かが咳払いをする。)</w:t>
       </w:r>
     </w:p>
     <w:p>
@@ -1141,7 +1141,7 @@
           <w:color w:val="555555"/>
           <w:sz w:val="22"/>
         </w:rPr>
-        <w:t>(真壁は、立ったまま、ゆっくりと腰を下ろす。誰も、彼を見ない。ただ、見ない仕方で、全員が見ている。)</w:t>
+        <w:t>(真壁は立ったまま、ゆっくりと腰を下ろす。誰も彼を見ない。ただ見ない仕方で、全員が見ている。)</w:t>
       </w:r>
     </w:p>
     <w:p>
@@ -1202,7 +1202,7 @@
           <w:i w:val="0"/>
           <w:sz w:val="22"/>
         </w:rPr>
-        <w:t>立つ前から、震えていました。立ってからは、止まりました。</w:t>
+        <w:t>立つ前から、震えていました。立ってからは止まりました。</w:t>
       </w:r>
     </w:p>
     <w:p>
@@ -1294,7 +1294,7 @@
           <w:i w:val="0"/>
           <w:sz w:val="22"/>
         </w:rPr>
-        <w:t>浜野さんには、僕から伝えません。(間)見ていてもらうのが、約束ですから。</w:t>
+        <w:t>浜野さんには僕から伝えません。(間)見ていてもらうのが、約束ですから。</w:t>
       </w:r>
     </w:p>
     <w:p>
@@ -1485,7 +1485,7 @@
           <w:i w:val="0"/>
           <w:sz w:val="22"/>
         </w:rPr>
-        <w:t>問うがいい。問うた、で終わる。(真壁のほうを見ずに)採決は、個人のものだ。けれども、群れの中の個人は、群れの肩を借りて立つ。借りた者は、借りた肩の持ち主に、一言は言う。</w:t>
+        <w:t>問うがいい。問うた、で終わる。(真壁のほうを見ずに)採決は個人のものだ。けれども群れの中の個人は、群れの肩を借りて立つ。借りた者は借りた肩の持ち主に、一言は言う。</w:t>
       </w:r>
     </w:p>
     <w:p>
@@ -1531,7 +1531,7 @@
           <w:i w:val="0"/>
           <w:sz w:val="22"/>
         </w:rPr>
-        <w:t>知っている。(間)立った者は、あれ一人だった。座った者は、大勢だ。大勢が座ったことを、一人が立ったことで思い出す。居心地が悪いのは、そのせいだ。</w:t>
+        <w:t>知っている。(間)立った者はあれ一人だった。座った者は、大勢だ。大勢が座ったことを、一人が立ったことで思い出す。居心地が悪いのは、そのせいだ。</w:t>
       </w:r>
     </w:p>
     <w:p>
@@ -1546,7 +1546,7 @@
           <w:color w:val="555555"/>
           <w:sz w:val="22"/>
         </w:rPr>
-        <w:t>(幹事たちは、誰も久我を見ない。久我は湯呑みを持ち上げ、一口飲んで、置く。)</w:t>
+        <w:t>(幹事たちは誰も久我を見ない。久我は湯呑みを持ち上げ、一口飲んで置く。)</w:t>
       </w:r>
     </w:p>
     <w:p>
@@ -1686,7 +1686,7 @@
           <w:i w:val="0"/>
           <w:sz w:val="22"/>
         </w:rPr>
-        <w:t>先生。これは、申し上げておきます。会計責任者として、先生の決められたことの後ろに、立ちます。</w:t>
+        <w:t>先生。これは申し上げておきます。会計責任者として、先生の決められたことの後ろに、立ちます。</w:t>
       </w:r>
     </w:p>
     <w:p>
@@ -1732,7 +1732,7 @@
           <w:i w:val="0"/>
           <w:sz w:val="22"/>
         </w:rPr>
-        <w:t>前に立つのは、先生の役でございます。ただ、湯呑みは洗わせていただきます。お茶は、あの夜の一口きりにさせてください。まだ、頂けません。</w:t>
+        <w:t>前に立つのは、先生の役でございます。ただ、湯呑みは洗わせていただきます。お茶はあの夜の一口きりにさせてください。まだ、頂けません。</w:t>
       </w:r>
     </w:p>
     <w:p>
@@ -1770,7 +1770,7 @@
           <w:color w:val="555555"/>
           <w:sz w:val="22"/>
         </w:rPr>
-        <w:t>(榊は、軽く頭を下げる。肩の力が、ほんの少し抜けている。)</w:t>
+        <w:t>(榊は軽く頭を下げる。肩の力が、ほんの少し抜けている。)</w:t>
       </w:r>
     </w:p>
     <w:p>
@@ -1838,7 +1838,7 @@
           <w:i w:val="0"/>
           <w:sz w:val="22"/>
         </w:rPr>
-        <w:t>今日は、歩きます。声は出さないでください。歌も、横断幕も、シュプレヒコールも、なし。警察には、道路使用許可を出しています。歩道のみ。十七時まで。(間)じいちゃんは、声は大きかったけど、うるさく生きた人じゃない。だから、静かに歩く。それだけです。</w:t>
+        <w:t>今日は歩きます。声は出さないでください。歌も横断幕もシュプレヒコールも、なし。警察には、道路使用許可を出しています。歩道のみ。十七時まで。(間)じいちゃんは、声は大きかったけど、うるさく生きた人じゃない。だから、静かに歩く。それだけです。</w:t>
       </w:r>
     </w:p>
     <w:p>
@@ -1853,7 +1853,7 @@
           <w:color w:val="555555"/>
           <w:sz w:val="22"/>
         </w:rPr>
-        <w:t>(和代が遺影を、胸の前に抱える。隣に浜野。翔太が青い布を、集まった人の腕に、ひとりずつ、結んでいく。仮設の住人、原告団、漁協の青年部、市民、遠くから来た学生。数えると、四百を超えている。)</w:t>
+        <w:t>(和代が遺影を胸の前に抱える。隣に浜野。翔太が青い布を集まった人の腕に、ひとりずつ、結んでいく。仮設の住人、原告団、漁協の青年部、市民、遠くから来た学生。数えると四百を超えている。)</w:t>
       </w:r>
     </w:p>
     <w:p>
@@ -1901,7 +1901,7 @@
           <w:color w:val="555555"/>
           <w:sz w:val="22"/>
         </w:rPr>
-        <w:t>(ロータリーを一周し、駅前通りへ。蝉の声と、靴の音だけ。警察の石黒が、歩道の端に立つ。腕章は着けているが、誰にも触れない。書面を持った手は、ポケットに入れたまま。)</w:t>
+        <w:t>(ロータリーを一周し、駅前通りへ。蝉の声と靴の音だけ。警察の石黒が歩道の端に立つ。腕章は着けているが、誰にも触れない。書面を持った手は、ポケットに入れたまま。)</w:t>
       </w:r>
     </w:p>
     <w:p>
@@ -1916,7 +1916,7 @@
           <w:color w:val="555555"/>
           <w:sz w:val="22"/>
         </w:rPr>
-        <w:t>(行列の最後尾。真壁がいる。スーツではなく、白いシャツ。バッジは着けていない。手首に、青い布。受付で、大城に渡されたものだ。)</w:t>
+        <w:t>(行列の最後尾。真壁がいる。スーツではなく、白いシャツ。バッジは着けていない。手首に青い布。受付で、大城に渡されたものだ。)</w:t>
       </w:r>
     </w:p>
     <w:p>
@@ -1995,7 +1995,7 @@
           <w:i w:val="0"/>
           <w:sz w:val="22"/>
         </w:rPr>
-        <w:t>後ろから、見える範囲で、歩いて。あたしの目に入らないところで。</w:t>
+        <w:t>後ろから、見える範囲で歩いて。あたしの目に入らないところで。</w:t>
       </w:r>
     </w:p>
     <w:p>
@@ -2033,7 +2033,7 @@
           <w:color w:val="555555"/>
           <w:sz w:val="22"/>
         </w:rPr>
-        <w:t>(真壁は、最後尾、灯と並んで歩く。道の脇の氷屋が、「かき氷」の旗を下げたまま、店の戸を閉める。誰かが、日傘を前の人にさしかける。)</w:t>
+        <w:t>(真壁は最後尾、灯と並んで歩く。道の脇の氷屋が「かき氷」の旗を下げたまま、店の戸を閉める。誰かが日傘を前の人にさしかける。)</w:t>
       </w:r>
     </w:p>
     <w:p>
@@ -2125,7 +2125,7 @@
           <w:i w:val="0"/>
           <w:sz w:val="22"/>
         </w:rPr>
-        <w:t>川より、ずっと静かです。(間)この音は、一生、忘れません。</w:t>
+        <w:t>川よりずっと静かです。(間)この音は一生、忘れません。</w:t>
       </w:r>
     </w:p>
     <w:p>
@@ -2140,7 +2140,7 @@
           <w:color w:val="555555"/>
           <w:sz w:val="22"/>
         </w:rPr>
-        <w:t>(行列の先頭が、市役所の前で止まる。大城が、無言で手を挙げ、全員が足を止める。しばらく、蝉だけ。四時の鐘が、遠くで一度だけ鳴る。)</w:t>
+        <w:t>(行列の先頭が市役所の前で止まる。大城が無言で手を挙げ、全員が足を止める。しばらく、蝉だけ。四時の鐘が遠くで一度だけ鳴る。)</w:t>
       </w:r>
     </w:p>
     <w:p>
@@ -2170,7 +2170,7 @@
           <w:color w:val="555555"/>
           <w:sz w:val="22"/>
         </w:rPr>
-        <w:t>(2023年7月22日(土)、午後二時。汐見市民会館三階ホール。市民団体「汐見の暮らしを考える会」主催の、市民フォーラム「拘束の中の命」。席は百二十ほど、ほぼ満席。壇上に、長机一つ。座席札が三枚。「浜野 修」「真壁 遼」、そして司会の「山岸」。)</w:t>
+        <w:t>(2023年7月22日(土)、午後二時。汐見市民会館三階ホール。市民団体「汐見の暮らしを考える会」主催の市民フォーラム「拘束の中の命」。席は百二十ほど、ほぼ満席。壇上に、長机一つ。座席札が三枚。「浜野 修」「真壁 遼」、そして司会の「山岸」。)</w:t>
       </w:r>
     </w:p>
     <w:p>
@@ -2208,7 +2208,7 @@
           <w:i w:val="0"/>
           <w:sz w:val="22"/>
         </w:rPr>
-        <w:t>山岸さん。席札は、入れ替えてけろ。真壁は、おらの右。話すのは、おらのあとだ。</w:t>
+        <w:t>山岸さん。席札は入れ替えてけろ。真壁は、おらの右。話すのは、おらのあとだ。</w:t>
       </w:r>
     </w:p>
     <w:p>
@@ -2292,7 +2292,7 @@
           <w:i w:val="0"/>
           <w:sz w:val="22"/>
         </w:rPr>
-        <w:t>では、原告団長の浜野さんから、五分ほど。</w:t>
+        <w:t>では原告団長の浜野さんから、五分ほど。</w:t>
       </w:r>
     </w:p>
     <w:p>
@@ -2325,7 +2325,7 @@
           <w:i w:val="0"/>
           <w:sz w:val="22"/>
         </w:rPr>
-        <w:t>おらは、遠藤三郎の、船の仲間だった。五十年。あの人は、三月三日に、「茶が薄い、あったけえのが飲みでえ」と言った。それが、最後の頼みだった。三日後に、死んだ。国は、「適切な医療を提供していた」と書いた。……おらは、法律はわがらね。わがらねえども、あったけえのが飲みでえという頼みと、「適切」という言葉が、同じ紙の上に並ぶのは、おかしいと思う。</w:t>
+        <w:t>おらは遠藤三郎の船の仲間だった。五十年。あの人は三月三日に「茶が薄い、あったけえのが飲みでえ」と言った。それが最後の頼みだった。三日後に死んだ。国は「適切な医療を提供していた」と書いた。……おらは、法律はわがらね。わがらねえども、あったけえのが飲みでえという頼みと、「適切」という言葉が、同じ紙の上に並ぶのは、おかしいと思う。</w:t>
       </w:r>
     </w:p>
     <w:p>
@@ -2363,7 +2363,7 @@
           <w:i w:val="0"/>
           <w:sz w:val="22"/>
         </w:rPr>
-        <w:t>続けて、真壁さん。</w:t>
+        <w:t>続けて真壁さん。</w:t>
       </w:r>
     </w:p>
     <w:p>
@@ -2386,7 +2386,7 @@
           <w:i w:val="0"/>
           <w:sz w:val="22"/>
         </w:rPr>
-        <w:t>先日の本会議で、与党席から、一人で賛成しました。法案は否決され、党からは「注意」を受けています。軽い処分です。軽いので、苦労話として語る資格はありません。</w:t>
+        <w:t>先日の本会議で、与党席から、一人で賛成しました。法案は否決され、党からは「注意」を受けています。軽い処分です。軽いので苦労話として語る資格はありません。</w:t>
       </w:r>
     </w:p>
     <w:p>
@@ -2447,7 +2447,7 @@
           <w:i w:val="0"/>
           <w:sz w:val="22"/>
         </w:rPr>
-        <w:t>五十一条は、院外の責任を問わない、という条文です。党は院外ですから、守ってはくれません。(間)僕が、拠り所にしたのは、憲法十九条です。「思想及び良心の自由は、これを侵してはならない」。国が僕に対して、でなく、僕が、自分に対して、です。……ただし、良心の自由は、党にも派閥にも通りません。通るのは、自分の中だけです。</w:t>
+        <w:t>五十一条は院外の責任を問わない、という条文です。党は院外ですから、守ってはくれません。(間)僕が拠り所にしたのは、憲法十九条です。「思想及び良心の自由は、これを侵してはならない」。国が僕に対して、でなく、僕が自分に対して、です。……ただし、良心の自由は党にも派閥にも通りません。通るのは自分の中だけです。</w:t>
       </w:r>
     </w:p>
     <w:p>
@@ -2462,7 +2462,7 @@
           <w:color w:val="555555"/>
           <w:sz w:val="22"/>
         </w:rPr>
-        <w:t>(浜野が、初めて顔を、少しだけ右へ向ける。すぐ前へ戻す。)</w:t>
+        <w:t>(浜野が初めて顔を、少しだけ右へ向ける。すぐ前へ戻す。)</w:t>
       </w:r>
     </w:p>
     <w:p>
@@ -2485,7 +2485,7 @@
           <w:i w:val="0"/>
           <w:sz w:val="22"/>
         </w:rPr>
-        <w:t>……「自分の中だけ」は、おらも同じだ。外では、誰も、通してくれねえ。</w:t>
+        <w:t>……「自分の中だけ」はおらも同じだ。外では、誰も通してくれねえ。</w:t>
       </w:r>
     </w:p>
     <w:p>
@@ -2500,7 +2500,7 @@
           <w:color w:val="555555"/>
           <w:sz w:val="22"/>
         </w:rPr>
-        <w:t>(山岸が、会場の後方にいる灯に目で合図する。灯が、座席の前の机に、冷たい麦茶を、ペットボトルのまま置いていく。)</w:t>
+        <w:t>(山岸が会場の後方にいる灯に目で合図する。灯が座席の前の机に、冷たい麦茶を、ペットボトルのまま置いていく。)</w:t>
       </w:r>
     </w:p>
     <w:p>
@@ -2546,7 +2546,7 @@
           <w:i w:val="0"/>
           <w:sz w:val="22"/>
         </w:rPr>
-        <w:t>次は、「適切」の中身ば、国が先に、決める番だ。</w:t>
+        <w:t>次は「適切」の中身ば、国が先に決める番だ。</w:t>
       </w:r>
     </w:p>
     <w:p>
@@ -2607,7 +2607,7 @@
           <w:color w:val="555555"/>
           <w:sz w:val="22"/>
         </w:rPr>
-        <w:t>(閉会。浜野は、立ち上がって、そのまま真壁を見ずに、袖へ歩く。袖口で、一度だけ足を止める。振り向かずに。)</w:t>
+        <w:t>(閉会。浜野は立ち上がって、そのまま真壁を見ずに、袖へ歩く。袖口で一度だけ足を止める。振り向かずに。)</w:t>
       </w:r>
     </w:p>
     <w:p>
@@ -2660,7 +2660,7 @@
           <w:color w:val="555555"/>
           <w:sz w:val="22"/>
         </w:rPr>
-        <w:t>(2023年7月22日(土)、午後七時。食堂「潮彩」二階の小さな座敷。扇風機が回る。座卓を囲んで、座布団が四枚。そして、壁際にもう一枚、座布団と、その前に空の小皿。女将が運んできた盆には、冷やした麦茶の大きな急須、あずきのかき氷が四つ。)</w:t>
+        <w:t>(2023年7月22日(土)、午後七時。食堂「潮彩」二階の小さな座敷。扇風機が回る。座卓を囲んで座布団が四枚。そして壁際にもう一枚、座布団とその前に空の小皿。女将が運んできた盆には、冷やした麦茶の大きな急須、あずきのかき氷が四つ。)</w:t>
       </w:r>
     </w:p>
     <w:p>
@@ -2754,7 +2754,7 @@
           <w:color w:val="555555"/>
           <w:sz w:val="22"/>
         </w:rPr>
-        <w:t>(誰も箸を取らない。大城が、麦茶を一口で飲み干し、湯呑みを置く。)</w:t>
+        <w:t>(誰も箸を取らない。大城が麦茶を一口で飲み干し、湯呑みを置く。)</w:t>
       </w:r>
     </w:p>
     <w:p>
@@ -2838,7 +2838,7 @@
           <w:color w:val="555555"/>
           <w:sz w:val="22"/>
         </w:rPr>
-        <w:t>(和代が顔を上げる。浜野が、膝の上の手を、組み直す。)</w:t>
+        <w:t>(和代が顔を上げる。浜野が膝の上の手を、組み直す。)</w:t>
       </w:r>
     </w:p>
     <w:p>
@@ -2861,7 +2861,7 @@
           <w:i w:val="0"/>
           <w:sz w:val="22"/>
         </w:rPr>
-        <w:t>理屈じゃない。わかってる。あんたが弁護士のままで、毎日拘置所の前に立ってたら。いや、立ってたって、所長は順を変えなかった。それも、わかってる。(声が揺れて、また抑える)でも、あんたが議員になった日から、じいちゃんは、あんたに預けた。預けて、安心した。安心した人は、座るのをやめる。座るのをやめた人に、国は、順番を守らせた。</w:t>
+        <w:t>理屈じゃない。わかってる。あんたが弁護士のままで、毎日拘置所の前に立ってたら。いや立ってたって、所長は順を変えなかった。それもわかってる。(声が揺れて、また抑える)でもあんたが議員になった日から、じいちゃんはあんたに預けた。預けて、安心した。安心した人は座るのをやめる。座るのをやめた人に、国は順番を守らせた。</w:t>
       </w:r>
     </w:p>
     <w:p>
@@ -2930,7 +2930,7 @@
           <w:i w:val="0"/>
           <w:sz w:val="22"/>
         </w:rPr>
-        <w:t>理屈でねえ怒りは、持っててええ。(間)けども、ぶつける先は、半分だけだ。もう半分は、おらだ。おらも、遠藤が椅子ば置いた日に、止めた。止めたのは、座らせたくなかったからでねえ。……おらが座るのが、怖かったからだ。</w:t>
+        <w:t>理屈でねえ怒りは、持っててええ。(間)けどもぶつける先は、半分だけだ。もう半分はおらだ。おらも遠藤が椅子ば置いた日に、止めた。止めたのは座らせたくなかったからでねえ。……おらが座るのが、怖かったからだ。</w:t>
       </w:r>
     </w:p>
     <w:p>
@@ -2999,7 +2999,7 @@
           <w:i w:val="0"/>
           <w:sz w:val="22"/>
         </w:rPr>
-        <w:t>はい。(座り直し)僕が議員でいる間に、遠藤さんは亡くなりました。それは、事実です。事実のまま、受けます。</w:t>
+        <w:t>はい。(座り直し)僕が議員でいる間に、遠藤さんは亡くなりました。それは事実です。事実のまま、受けます。</w:t>
       </w:r>
     </w:p>
     <w:p>
@@ -3045,7 +3045,7 @@
           <w:i w:val="0"/>
           <w:sz w:val="22"/>
         </w:rPr>
-        <w:t>謝りません。謝れば、大城さんの怒りが、少し軽くなります。軽くしたくありません。(間)軽くするのは、国のほうです。</w:t>
+        <w:t>謝りません。謝れば、大城さんの怒りが、少し軽くなります。軽くしたくありません。(間)軽くするのは国のほうです。</w:t>
       </w:r>
     </w:p>
     <w:p>
@@ -3060,7 +3060,7 @@
           <w:color w:val="555555"/>
           <w:sz w:val="22"/>
         </w:rPr>
-        <w:t>(大城は、真壁を睨んだまま、自分の氷の山を、さじで崩す。崩して、一口。)</w:t>
+        <w:t>(大城は真壁を睨んだまま、自分の氷の山をさじで崩す。崩して、一口。)</w:t>
       </w:r>
     </w:p>
     <w:p>
@@ -3131,7 +3131,7 @@
           <w:color w:val="555555"/>
           <w:sz w:val="22"/>
         </w:rPr>
-        <w:t>(女将が、空の座布団の前に、麦茶の入った小さな湯呑みを置く。氷が、からん、と鳴る。扇風機の風で、湯呑みの水面が、わずかに揺れる。浜野は、その湯呑みを見ている。)</w:t>
+        <w:t>(女将が空の座布団の前に、麦茶の入った小さな湯呑みを置く。氷がからん、と鳴る。扇風機の風で湯呑みの水面が、わずかに揺れる。浜野はその湯呑みを見ている。)</w:t>
       </w:r>
     </w:p>
     <w:p>
@@ -3161,7 +3161,7 @@
           <w:color w:val="555555"/>
           <w:sz w:val="22"/>
         </w:rPr>
-        <w:t>(2023年7月29日(土)、午後三時。汐見台集会所。三月以来、中断していた原告団の月例会が、四か月ぶりに再開する。折りたたみ椅子が六十脚。扇風機が二台。入口の受付に、三浦。名簿の欄に、〇印がついていく。)</w:t>
+        <w:t>(2023年7月29日(土)、午後三時。汐見台集会所。三月以来、中断していた原告団の月例会が、四か月ぶりに再開する。折りたたみ椅子が六十脚。扇風機が二台。入口の受付に、三浦。名簿の欄に〇印がついていく。)</w:t>
       </w:r>
     </w:p>
     <w:p>
@@ -3184,7 +3184,7 @@
           <w:i w:val="0"/>
           <w:sz w:val="22"/>
         </w:rPr>
-        <w:t>今日は、六十一人。三月には、六十八人いた。</w:t>
+        <w:t>今日は六十一人。三月には、六十八人いた。</w:t>
       </w:r>
     </w:p>
     <w:p>
@@ -3207,7 +3207,7 @@
           <w:i w:val="0"/>
           <w:sz w:val="22"/>
         </w:rPr>
-        <w:t>遠藤さんの分は、線を引きません。余白のまま、残します。</w:t>
+        <w:t>遠藤さんの分は線を引きません。余白のまま、残します。</w:t>
       </w:r>
     </w:p>
     <w:p>
@@ -3268,7 +3268,7 @@
           <w:i w:val="0"/>
           <w:sz w:val="22"/>
         </w:rPr>
-        <w:t>控訴理由書の提出期限は、年内です。第一審の判決に誤りがある、という個所を、原告の皆さんの陳述書と突き合わせます。お手元に配った一枚が、書式の見本です。</w:t>
+        <w:t>控訴理由書の提出期限は、年内です。第一審の判決に誤りがある、という個所を原告の皆さんの陳述書と突き合わせます。お手元に配った一枚が、書式の見本です。</w:t>
       </w:r>
     </w:p>
     <w:p>
@@ -3306,7 +3306,7 @@
           <w:i w:val="0"/>
           <w:sz w:val="22"/>
         </w:rPr>
-        <w:t>書くのが、あたしら、苦手でねえ。</w:t>
+        <w:t>書くのがあたしら、苦手でねえ。</w:t>
       </w:r>
     </w:p>
     <w:p>
@@ -3329,7 +3329,7 @@
           <w:i w:val="0"/>
           <w:sz w:val="22"/>
         </w:rPr>
-        <w:t>書かなくて、大丈夫です。お話を聞かせてください。私と三浦さんが、書き起こします。読み上げて、違うところは直します。</w:t>
+        <w:t>書かなくて、大丈夫です。お話を聞かせてください。私と三浦さんが書き起こします。読み上げて、違うところは直します。</w:t>
       </w:r>
     </w:p>
     <w:p>
@@ -3398,7 +3398,7 @@
           <w:i w:val="0"/>
           <w:sz w:val="22"/>
         </w:rPr>
-        <w:t>おめえは、そこで聞け。今日は、聞くだけでいい。</w:t>
+        <w:t>おめえは、そこで聞け。今日は聞くだけでいい。</w:t>
       </w:r>
     </w:p>
     <w:p>
@@ -3436,7 +3436,7 @@
           <w:color w:val="555555"/>
           <w:sz w:val="22"/>
         </w:rPr>
-        <w:t>(集会が終わり、片付け。折りたたみ椅子を、翔太が二脚ずつ運ぶ。真壁も、無言で三脚持ち上げる。誰も止めない。誰も、礼は言わない。)</w:t>
+        <w:t>(集会が終わり、片付け。折りたたみ椅子を、翔太が二脚ずつ運ぶ。真壁も無言で三脚持ち上げる。誰も止めない。誰も礼は言わない。)</w:t>
       </w:r>
     </w:p>
     <w:p>
@@ -3451,7 +3451,7 @@
           <w:color w:val="555555"/>
           <w:sz w:val="22"/>
         </w:rPr>
-        <w:t>(七月三十一日(月)、午後六時。桐生法律事務所。灯の机に、原告の連絡先名簿。三浦が冷蔵庫から麦茶を出して、二つの湯呑みへ。)</w:t>
+        <w:t>(七月三十一日(月)、午後六時。桐生法律事務所。灯の机に原告の連絡先名簿。三浦が冷蔵庫から麦茶を出して、二つの湯呑みへ。)</w:t>
       </w:r>
     </w:p>
     <w:p>
@@ -3474,7 +3474,7 @@
           <w:i w:val="0"/>
           <w:sz w:val="22"/>
         </w:rPr>
-        <w:t>後援会の大沼さんから、電話がありました。処分の話を、聞いたそうです。</w:t>
+        <w:t>後援会の大沼さんから、電話がありました。処分の話を聞いたそうです。</w:t>
       </w:r>
     </w:p>
     <w:p>
@@ -3520,7 +3520,7 @@
           <w:i w:val="0"/>
           <w:sz w:val="22"/>
         </w:rPr>
-        <w:t>「事務所に、お伝えしておいてください。何も言わない、と」。</w:t>
+        <w:t>「事務所にお伝えしておいてください。何も言わない、と」。</w:t>
       </w:r>
     </w:p>
     <w:p>
@@ -3612,7 +3612,7 @@
           <w:i w:val="0"/>
           <w:sz w:val="22"/>
         </w:rPr>
-        <w:t>余白のまま。(湯呑みを灯の前へ)麦茶は、冷たいほうが、ほっとします。</w:t>
+        <w:t>余白のまま。(湯呑みを灯の前へ)麦茶は冷たいほうが、ほっとします。</w:t>
       </w:r>
     </w:p>
     <w:p>
@@ -3642,7 +3642,7 @@
           <w:color w:val="555555"/>
           <w:sz w:val="22"/>
         </w:rPr>
-        <w:t>(2023年8月6日(日)、午前十時。鳩町。居住制限区域の入口で、町役場の出張職員が、一時立入りの許可証を確認する。浜野の軽トラックの助手席に真壁。荷台に、竹ぼうきと、ポリタンクの水。海沿いの道は、草が人の背より高い。蝉の声が、車の窓を叩く。)</w:t>
+        <w:t>(2023年8月6日(日)、午前十時。鳩町。居住制限区域の入口で、町役場の出張職員が、一時立入りの許可証を確認する。浜野の軽トラックの助手席に真壁。荷台に竹ぼうきと、ポリタンクの水。海沿いの道は、草が人の背より高い。蝉の声が車の窓を叩く。)</w:t>
       </w:r>
     </w:p>
     <w:p>
@@ -3657,7 +3657,7 @@
           <w:color w:val="555555"/>
           <w:sz w:val="22"/>
         </w:rPr>
-        <w:t>(軒の傾いた家の前で、軽トラックが止まる。表札の「遠藤」の文字は、かすれている。玄関の戸は、ガラスが一枚割れている。縁側に、あの日置かれたままの、古いサンダル。)</w:t>
+        <w:t>(軒の傾いた家の前で、軽トラックが止まる。表札の「遠藤」の文字はかすれている。玄関の戸は、ガラスが一枚割れている。縁側にあの日置かれたままの、古いサンダル。)</w:t>
       </w:r>
     </w:p>
     <w:p>
@@ -3741,7 +3741,7 @@
           <w:color w:val="555555"/>
           <w:sz w:val="22"/>
         </w:rPr>
-        <w:t>(二人、玄関の前に立つ。浜野が、軍手で、ガラスの割れ目の草をむしる。真壁は、何もせず、黙って立つ。)</w:t>
+        <w:t>(二人、玄関の前に立つ。浜野が軍手でガラスの割れ目の草をむしる。真壁は何もせず、黙って立つ。)</w:t>
       </w:r>
     </w:p>
     <w:p>
@@ -3764,7 +3764,7 @@
           <w:i w:val="0"/>
           <w:sz w:val="22"/>
         </w:rPr>
-        <w:t>遠藤は、ここの縁側で、よぐ茶を飲んでた。おらが行くと、「飲め」と言う。薄いんだ。いっつも。</w:t>
+        <w:t>遠藤はここの縁側で、よぐ茶を飲んでた。おらが行くと、「飲め」と言う。薄いんだ。いっつも。</w:t>
       </w:r>
     </w:p>
     <w:p>
@@ -3810,7 +3810,7 @@
           <w:i w:val="0"/>
           <w:sz w:val="22"/>
         </w:rPr>
-        <w:t>んだ。あいつの茶は、薄かった。……三月に、拘置所の茶が薄いと聞いたときは、笑った。あいつの茶と同じで、ちょうどいいんだべ、と。笑ってから、泣いた。</w:t>
+        <w:t>んだ。あいつの茶は薄かった。……三月に拘置所の茶が薄いと聞いたときは、笑った。あいつの茶と同じで、ちょうどいいんだべ、と。笑ってから、泣いた。</w:t>
       </w:r>
     </w:p>
     <w:p>
@@ -3825,7 +3825,7 @@
           <w:color w:val="555555"/>
           <w:sz w:val="22"/>
         </w:rPr>
-        <w:t>(浜野は、縁側のサンダルを、指で、そっと動かす。)</w:t>
+        <w:t>(浜野は縁側のサンダルを、指でそっと動かす。)</w:t>
       </w:r>
     </w:p>
     <w:p>
@@ -3848,7 +3848,7 @@
           <w:i w:val="0"/>
           <w:sz w:val="22"/>
         </w:rPr>
-        <w:t>十五日に、盆だ。ここに、棚ば作る。真壁。</w:t>
+        <w:t>十五日に、盆だ。ここに棚ば作る。真壁。</w:t>
       </w:r>
     </w:p>
     <w:p>
@@ -3894,7 +3894,7 @@
           <w:i w:val="0"/>
           <w:sz w:val="22"/>
         </w:rPr>
-        <w:t>おめえも、来い。</w:t>
+        <w:t>おめえも来い。</w:t>
       </w:r>
     </w:p>
     <w:p>
@@ -3909,7 +3909,7 @@
           <w:color w:val="555555"/>
           <w:sz w:val="22"/>
         </w:rPr>
-        <w:t>(八月十五日(火)、午後六時。同じ家の前。庭の隅に、小さな盆棚。麻幹の火が、細く煙を上げる。浜野、和代、翔太、大城、三浦、灯、そして真壁。真壁の手に、魔法瓶。)</w:t>
+        <w:t>(八月十五日(火)、午後六時。同じ家の前。庭の隅に小さな盆棚。麻幹の火が細く煙を上げる。浜野、和代、翔太、大城、三浦、灯、そして真壁。真壁の手に魔法瓶。)</w:t>
       </w:r>
     </w:p>
     <w:p>
@@ -3947,7 +3947,7 @@
           <w:color w:val="555555"/>
           <w:sz w:val="22"/>
         </w:rPr>
-        <w:t>(真壁は、盆棚の前の古い湯呑みに、ほうじ茶を注ぐ。煙が、一本。麻幹の煙と、混じって上がる。)</w:t>
+        <w:t>(真壁は盆棚の前の古い湯呑みに、ほうじ茶を注ぐ。煙が一本。麻幹の煙と、混じって上がる。)</w:t>
       </w:r>
     </w:p>
     <w:p>
@@ -3971,7 +3971,7 @@
           <w:color w:val="555555"/>
           <w:sz w:val="22"/>
         </w:rPr>
-        <w:t>(湯呑みを、しばらく見て)</w:t>
+        <w:t>(湯呑みをしばらく見て)</w:t>
       </w:r>
       <w:r>
         <w:rPr>
@@ -4026,7 +4026,7 @@
           <w:i w:val="0"/>
           <w:sz w:val="22"/>
         </w:rPr>
-        <w:t>けども、今年の盆は、おめえが淹れた茶でいい。(間)苦え、って、遠藤は笑うべ。</w:t>
+        <w:t>けども今年の盆はおめえが淹れた茶でいい。(間)苦え、って、遠藤は笑うべ。</w:t>
       </w:r>
     </w:p>
     <w:p>
@@ -4041,7 +4041,7 @@
           <w:color w:val="555555"/>
           <w:sz w:val="22"/>
         </w:rPr>
-        <w:t>(浜野は、膝をついて、棚に手を合わせる。真壁も、少し離れて、同じ姿勢をとる。誰も何も言わない。蝉の声が、その間をずっと、埋めている。)</w:t>
+        <w:t>(浜野は膝をついて、棚に手を合わせる。真壁も少し離れて、同じ姿勢をとる。誰も何も言わない。蝉の声がその間をずっと、埋めている。)</w:t>
       </w:r>
     </w:p>
     <w:p>
@@ -4056,7 +4056,7 @@
           <w:color w:val="555555"/>
           <w:sz w:val="22"/>
         </w:rPr>
-        <w:t>(八月二十五日(金)、夜。桐生法律事務所。真壁の携帯に、小野寺から、短い着信。)</w:t>
+        <w:t>(八月二十五日(金)、夜。桐生法律事務所。真壁の携帯に小野寺から、短い着信。)</w:t>
       </w:r>
     </w:p>
     <w:p>
@@ -4079,7 +4079,7 @@
           <w:i w:val="0"/>
           <w:sz w:val="22"/>
         </w:rPr>
-        <w:t>夜分に失礼いたします。第八冊まで、突合が終わりました。分析の最終報告は、十一月を予定しております。それまで、事務所に、一度いらしてください。</w:t>
+        <w:t>夜分に失礼いたします。第八冊まで、突合が終わりました。分析の最終報告は、十一月を予定しております。それまで事務所に、一度いらしてください。</w:t>
       </w:r>
     </w:p>
     <w:p>
@@ -4125,7 +4125,7 @@
           <w:i w:val="0"/>
           <w:sz w:val="22"/>
         </w:rPr>
-        <w:t>手ぶらで結構です。ただ、お茶は、ご自分の分を。</w:t>
+        <w:t>手ぶらで結構です。ただ、お茶はご自分の分を。</w:t>
       </w:r>
     </w:p>
     <w:p>
@@ -4140,7 +4140,7 @@
           <w:color w:val="555555"/>
           <w:sz w:val="22"/>
         </w:rPr>
-        <w:t>(真壁は、電話を切り、棚の青い湯呑みの前に立つ。鉄瓶の湯が、細く、煙を上げている。)</w:t>
+        <w:t>(真壁は電話を切り、棚の青い湯呑みの前に立つ。鉄瓶の湯が細く、煙を上げている。)</w:t>
       </w:r>
     </w:p>
     <w:p>
